--- a/pr-preview/pr-300/linear-algebra-diagonalization-tracked-changes.docx
+++ b/pr-preview/pr-300/linear-algebra-diagonalization-tracked-changes.docx
@@ -16,7 +16,7 @@
       </w:pPr>
       <w:del w:id="1" w:author="PR Preview" w:date="2026-01-01T00:00:00Z">
         <w:r>
-          <w:delText xml:space="preserve">Last modified: 2026-10-15 00:49:40 (PDT)</w:delText>
+          <w:delText xml:space="preserve">Last modified: 2026-10-15 08:28:32 (PDT)</w:delText>
         </w:r>
       </w:del>
     </w:p>
@@ -26,7 +26,7 @@
       </w:pPr>
       <w:ins w:id="2" w:author="PR Preview" w:date="2026-01-01T00:00:00Z">
         <w:r>
-          <w:t xml:space="preserve">Last modified: 2026-10-15 01:49:44 (PDT)</w:t>
+          <w:t xml:space="preserve">Last modified: 2026-10-15 08:34:32 (PDT)</w:t>
         </w:r>
       </w:ins>
     </w:p>
@@ -39082,7 +39082,7 @@
           <w:b/>
           <w:bCs/>
         </w:rPr>
-        <w:t xml:space="preserve">Definition 5 (Leading block of a square matrix)</w:t>
+        <w:t xml:space="preserve">Definition 5 (Leading block (top-left block) of a square matrix)</w:t>
       </w:r>
       <w:r>
         <w:t xml:space="preserve"> </w:t>
